--- a/document_templates/Ведомость выдачи спецодежды летняя_шаблон.docx
+++ b/document_templates/Ведомость выдачи спецодежды летняя_шаблон.docx
@@ -969,53 +969,53 @@
               <w:spacing w:before="200"/>
               <w:jc w:val="center"/>
               <w:rPr>
-                <w:sz w:val="18"/>
-                <w:szCs w:val="18"/>
-              </w:rPr>
-            </w:pPr>
-            <w:r>
-              <w:rPr>
-                <w:sz w:val="18"/>
-                <w:szCs w:val="18"/>
+                <w:sz w:val="20"/>
+                <w:szCs w:val="20"/>
+              </w:rPr>
+            </w:pPr>
+            <w:r>
+              <w:rPr>
+                <w:sz w:val="20"/>
+                <w:szCs w:val="20"/>
               </w:rPr>
               <w:t>Но</w:t>
             </w:r>
             <w:r>
               <w:rPr>
-                <w:sz w:val="18"/>
-                <w:szCs w:val="18"/>
+                <w:sz w:val="20"/>
+                <w:szCs w:val="20"/>
               </w:rPr>
               <w:softHyphen/>
               <w:t>мер</w:t>
             </w:r>
             <w:r>
               <w:rPr>
-                <w:sz w:val="18"/>
-                <w:szCs w:val="18"/>
+                <w:sz w:val="20"/>
+                <w:szCs w:val="20"/>
               </w:rPr>
               <w:br/>
               <w:t>по</w:t>
             </w:r>
             <w:r>
               <w:rPr>
-                <w:sz w:val="18"/>
-                <w:szCs w:val="18"/>
+                <w:sz w:val="20"/>
+                <w:szCs w:val="20"/>
               </w:rPr>
               <w:br/>
               <w:t>по</w:t>
             </w:r>
             <w:r>
               <w:rPr>
-                <w:sz w:val="18"/>
-                <w:szCs w:val="18"/>
+                <w:sz w:val="20"/>
+                <w:szCs w:val="20"/>
               </w:rPr>
               <w:softHyphen/>
               <w:t>ряд</w:t>
             </w:r>
             <w:r>
               <w:rPr>
-                <w:sz w:val="18"/>
-                <w:szCs w:val="18"/>
+                <w:sz w:val="20"/>
+                <w:szCs w:val="20"/>
               </w:rPr>
               <w:softHyphen/>
               <w:t>ку</w:t>
@@ -1039,45 +1039,45 @@
               <w:spacing w:before="200"/>
               <w:jc w:val="center"/>
               <w:rPr>
-                <w:sz w:val="18"/>
-                <w:szCs w:val="18"/>
-              </w:rPr>
-            </w:pPr>
-            <w:r>
-              <w:rPr>
-                <w:sz w:val="18"/>
-                <w:szCs w:val="18"/>
+                <w:sz w:val="20"/>
+                <w:szCs w:val="20"/>
+              </w:rPr>
+            </w:pPr>
+            <w:r>
+              <w:rPr>
+                <w:sz w:val="20"/>
+                <w:szCs w:val="20"/>
               </w:rPr>
               <w:t>Фа</w:t>
             </w:r>
             <w:r>
               <w:rPr>
-                <w:sz w:val="18"/>
-                <w:szCs w:val="18"/>
+                <w:sz w:val="20"/>
+                <w:szCs w:val="20"/>
               </w:rPr>
               <w:softHyphen/>
               <w:t>ми</w:t>
             </w:r>
             <w:r>
               <w:rPr>
-                <w:sz w:val="18"/>
-                <w:szCs w:val="18"/>
+                <w:sz w:val="20"/>
+                <w:szCs w:val="20"/>
               </w:rPr>
               <w:softHyphen/>
               <w:t>лия, имя, от</w:t>
             </w:r>
             <w:r>
               <w:rPr>
-                <w:sz w:val="18"/>
-                <w:szCs w:val="18"/>
+                <w:sz w:val="20"/>
+                <w:szCs w:val="20"/>
               </w:rPr>
               <w:softHyphen/>
               <w:t>чест</w:t>
             </w:r>
             <w:r>
               <w:rPr>
-                <w:sz w:val="18"/>
-                <w:szCs w:val="18"/>
+                <w:sz w:val="20"/>
+                <w:szCs w:val="20"/>
               </w:rPr>
               <w:softHyphen/>
               <w:t>во</w:t>
@@ -1101,37 +1101,37 @@
               <w:spacing w:before="200"/>
               <w:jc w:val="center"/>
               <w:rPr>
-                <w:sz w:val="18"/>
-                <w:szCs w:val="18"/>
-              </w:rPr>
-            </w:pPr>
-            <w:r>
-              <w:rPr>
-                <w:sz w:val="18"/>
-                <w:szCs w:val="18"/>
+                <w:sz w:val="20"/>
+                <w:szCs w:val="20"/>
+              </w:rPr>
+            </w:pPr>
+            <w:r>
+              <w:rPr>
+                <w:sz w:val="20"/>
+                <w:szCs w:val="20"/>
               </w:rPr>
               <w:t>Та</w:t>
             </w:r>
             <w:r>
               <w:rPr>
-                <w:sz w:val="18"/>
-                <w:szCs w:val="18"/>
+                <w:sz w:val="20"/>
+                <w:szCs w:val="20"/>
               </w:rPr>
               <w:softHyphen/>
               <w:t>бель</w:t>
             </w:r>
             <w:r>
               <w:rPr>
-                <w:sz w:val="18"/>
-                <w:szCs w:val="18"/>
+                <w:sz w:val="20"/>
+                <w:szCs w:val="20"/>
               </w:rPr>
               <w:softHyphen/>
               <w:t>ный но</w:t>
             </w:r>
             <w:r>
               <w:rPr>
-                <w:sz w:val="18"/>
-                <w:szCs w:val="18"/>
+                <w:sz w:val="20"/>
+                <w:szCs w:val="20"/>
               </w:rPr>
               <w:softHyphen/>
               <w:t>мер</w:t>
@@ -1155,117 +1155,117 @@
             <w:pPr>
               <w:jc w:val="center"/>
               <w:rPr>
-                <w:sz w:val="18"/>
-                <w:szCs w:val="18"/>
-              </w:rPr>
-            </w:pPr>
-            <w:r>
-              <w:rPr>
-                <w:sz w:val="18"/>
-                <w:szCs w:val="18"/>
+                <w:sz w:val="20"/>
+                <w:szCs w:val="20"/>
+              </w:rPr>
+            </w:pPr>
+            <w:r>
+              <w:rPr>
+                <w:sz w:val="20"/>
+                <w:szCs w:val="20"/>
               </w:rPr>
               <w:t>Спец</w:t>
             </w:r>
             <w:r>
               <w:rPr>
-                <w:sz w:val="18"/>
-                <w:szCs w:val="18"/>
+                <w:sz w:val="20"/>
+                <w:szCs w:val="20"/>
               </w:rPr>
               <w:softHyphen/>
               <w:t>о</w:t>
             </w:r>
             <w:r>
               <w:rPr>
-                <w:sz w:val="18"/>
-                <w:szCs w:val="18"/>
+                <w:sz w:val="20"/>
+                <w:szCs w:val="20"/>
               </w:rPr>
               <w:softHyphen/>
               <w:t>деж</w:t>
             </w:r>
             <w:r>
               <w:rPr>
-                <w:sz w:val="18"/>
-                <w:szCs w:val="18"/>
+                <w:sz w:val="20"/>
+                <w:szCs w:val="20"/>
               </w:rPr>
               <w:softHyphen/>
               <w:t>да, спец</w:t>
             </w:r>
             <w:r>
               <w:rPr>
-                <w:sz w:val="18"/>
-                <w:szCs w:val="18"/>
+                <w:sz w:val="20"/>
+                <w:szCs w:val="20"/>
               </w:rPr>
               <w:softHyphen/>
               <w:t>о</w:t>
             </w:r>
             <w:r>
               <w:rPr>
-                <w:sz w:val="18"/>
-                <w:szCs w:val="18"/>
+                <w:sz w:val="20"/>
+                <w:szCs w:val="20"/>
               </w:rPr>
               <w:softHyphen/>
               <w:t>бувь и пре</w:t>
             </w:r>
             <w:r>
               <w:rPr>
-                <w:sz w:val="18"/>
-                <w:szCs w:val="18"/>
+                <w:sz w:val="20"/>
+                <w:szCs w:val="20"/>
               </w:rPr>
               <w:softHyphen/>
               <w:t>до-хра</w:t>
             </w:r>
             <w:r>
               <w:rPr>
-                <w:sz w:val="18"/>
-                <w:szCs w:val="18"/>
+                <w:sz w:val="20"/>
+                <w:szCs w:val="20"/>
               </w:rPr>
               <w:softHyphen/>
               <w:t>ни</w:t>
             </w:r>
             <w:r>
               <w:rPr>
-                <w:sz w:val="18"/>
-                <w:szCs w:val="18"/>
+                <w:sz w:val="20"/>
+                <w:szCs w:val="20"/>
               </w:rPr>
               <w:softHyphen/>
               <w:t>тель</w:t>
             </w:r>
             <w:r>
               <w:rPr>
-                <w:sz w:val="18"/>
-                <w:szCs w:val="18"/>
+                <w:sz w:val="20"/>
+                <w:szCs w:val="20"/>
               </w:rPr>
               <w:softHyphen/>
               <w:t>ные при</w:t>
             </w:r>
             <w:r>
               <w:rPr>
-                <w:sz w:val="18"/>
-                <w:szCs w:val="18"/>
+                <w:sz w:val="20"/>
+                <w:szCs w:val="20"/>
               </w:rPr>
               <w:softHyphen/>
               <w:t>спо</w:t>
             </w:r>
             <w:r>
               <w:rPr>
-                <w:sz w:val="18"/>
-                <w:szCs w:val="18"/>
+                <w:sz w:val="20"/>
+                <w:szCs w:val="20"/>
               </w:rPr>
               <w:softHyphen/>
               <w:t>соб</w:t>
             </w:r>
             <w:r>
               <w:rPr>
-                <w:sz w:val="18"/>
-                <w:szCs w:val="18"/>
+                <w:sz w:val="20"/>
+                <w:szCs w:val="20"/>
               </w:rPr>
               <w:softHyphen/>
               <w:t>ле</w:t>
             </w:r>
             <w:r>
               <w:rPr>
-                <w:sz w:val="18"/>
-                <w:szCs w:val="18"/>
+                <w:sz w:val="20"/>
+                <w:szCs w:val="20"/>
               </w:rPr>
               <w:softHyphen/>
               <w:t>ния</w:t>
@@ -1289,53 +1289,53 @@
             <w:pPr>
               <w:jc w:val="center"/>
               <w:rPr>
-                <w:sz w:val="18"/>
-                <w:szCs w:val="18"/>
-              </w:rPr>
-            </w:pPr>
-            <w:r>
-              <w:rPr>
-                <w:sz w:val="18"/>
-                <w:szCs w:val="18"/>
+                <w:sz w:val="20"/>
+                <w:szCs w:val="20"/>
+              </w:rPr>
+            </w:pPr>
+            <w:r>
+              <w:rPr>
+                <w:sz w:val="20"/>
+                <w:szCs w:val="20"/>
               </w:rPr>
               <w:t>Еди</w:t>
             </w:r>
             <w:r>
               <w:rPr>
-                <w:sz w:val="18"/>
-                <w:szCs w:val="18"/>
+                <w:sz w:val="20"/>
+                <w:szCs w:val="20"/>
               </w:rPr>
               <w:softHyphen/>
               <w:t>ни</w:t>
             </w:r>
             <w:r>
               <w:rPr>
-                <w:sz w:val="18"/>
-                <w:szCs w:val="18"/>
+                <w:sz w:val="20"/>
+                <w:szCs w:val="20"/>
               </w:rPr>
               <w:softHyphen/>
               <w:t>ца из</w:t>
             </w:r>
             <w:r>
               <w:rPr>
-                <w:sz w:val="18"/>
-                <w:szCs w:val="18"/>
+                <w:sz w:val="20"/>
+                <w:szCs w:val="20"/>
               </w:rPr>
               <w:softHyphen/>
               <w:t>ме</w:t>
             </w:r>
             <w:r>
               <w:rPr>
-                <w:sz w:val="18"/>
-                <w:szCs w:val="18"/>
+                <w:sz w:val="20"/>
+                <w:szCs w:val="20"/>
               </w:rPr>
               <w:softHyphen/>
               <w:t>ре</w:t>
             </w:r>
             <w:r>
               <w:rPr>
-                <w:sz w:val="18"/>
-                <w:szCs w:val="18"/>
+                <w:sz w:val="20"/>
+                <w:szCs w:val="20"/>
               </w:rPr>
               <w:softHyphen/>
               <w:t>ния</w:t>
@@ -1358,37 +1358,37 @@
               <w:spacing w:before="200"/>
               <w:jc w:val="center"/>
               <w:rPr>
-                <w:sz w:val="18"/>
-                <w:szCs w:val="18"/>
-              </w:rPr>
-            </w:pPr>
-            <w:r>
-              <w:rPr>
-                <w:sz w:val="18"/>
-                <w:szCs w:val="18"/>
+                <w:sz w:val="20"/>
+                <w:szCs w:val="20"/>
+              </w:rPr>
+            </w:pPr>
+            <w:r>
+              <w:rPr>
+                <w:sz w:val="20"/>
+                <w:szCs w:val="20"/>
               </w:rPr>
               <w:t>Ко</w:t>
             </w:r>
             <w:r>
               <w:rPr>
-                <w:sz w:val="18"/>
-                <w:szCs w:val="18"/>
+                <w:sz w:val="20"/>
+                <w:szCs w:val="20"/>
               </w:rPr>
               <w:softHyphen/>
               <w:t>ли</w:t>
             </w:r>
             <w:r>
               <w:rPr>
-                <w:sz w:val="18"/>
-                <w:szCs w:val="18"/>
+                <w:sz w:val="20"/>
+                <w:szCs w:val="20"/>
               </w:rPr>
               <w:softHyphen/>
               <w:t>чест</w:t>
             </w:r>
             <w:r>
               <w:rPr>
-                <w:sz w:val="18"/>
-                <w:szCs w:val="18"/>
+                <w:sz w:val="20"/>
+                <w:szCs w:val="20"/>
               </w:rPr>
               <w:softHyphen/>
               <w:t>во</w:t>
@@ -1411,21 +1411,21 @@
               <w:spacing w:before="200"/>
               <w:jc w:val="center"/>
               <w:rPr>
-                <w:sz w:val="18"/>
-                <w:szCs w:val="18"/>
-              </w:rPr>
-            </w:pPr>
-            <w:r>
-              <w:rPr>
-                <w:sz w:val="18"/>
-                <w:szCs w:val="18"/>
+                <w:sz w:val="20"/>
+                <w:szCs w:val="20"/>
+              </w:rPr>
+            </w:pPr>
+            <w:r>
+              <w:rPr>
+                <w:sz w:val="20"/>
+                <w:szCs w:val="20"/>
               </w:rPr>
               <w:t>Да</w:t>
             </w:r>
             <w:r>
               <w:rPr>
-                <w:sz w:val="18"/>
-                <w:szCs w:val="18"/>
+                <w:sz w:val="20"/>
+                <w:szCs w:val="20"/>
               </w:rPr>
               <w:softHyphen/>
               <w:t xml:space="preserve">та </w:t>
@@ -1433,15 +1433,15 @@
             <w:proofErr w:type="spellStart"/>
             <w:r>
               <w:rPr>
-                <w:sz w:val="18"/>
-                <w:szCs w:val="18"/>
+                <w:sz w:val="20"/>
+                <w:szCs w:val="20"/>
               </w:rPr>
               <w:t>по</w:t>
             </w:r>
             <w:r>
               <w:rPr>
-                <w:sz w:val="18"/>
-                <w:szCs w:val="18"/>
+                <w:sz w:val="20"/>
+                <w:szCs w:val="20"/>
               </w:rPr>
               <w:softHyphen/>
               <w:t>ступ</w:t>
@@ -1449,30 +1449,30 @@
             <w:proofErr w:type="spellEnd"/>
             <w:r>
               <w:rPr>
-                <w:sz w:val="18"/>
-                <w:szCs w:val="18"/>
+                <w:sz w:val="20"/>
+                <w:szCs w:val="20"/>
               </w:rPr>
               <w:t>-</w:t>
             </w:r>
             <w:r>
               <w:rPr>
-                <w:sz w:val="18"/>
-                <w:szCs w:val="18"/>
+                <w:sz w:val="20"/>
+                <w:szCs w:val="20"/>
               </w:rPr>
               <w:br/>
             </w:r>
             <w:proofErr w:type="spellStart"/>
             <w:r>
               <w:rPr>
-                <w:sz w:val="18"/>
-                <w:szCs w:val="18"/>
+                <w:sz w:val="20"/>
+                <w:szCs w:val="20"/>
               </w:rPr>
               <w:t>ле</w:t>
             </w:r>
             <w:r>
               <w:rPr>
-                <w:sz w:val="18"/>
-                <w:szCs w:val="18"/>
+                <w:sz w:val="20"/>
+                <w:szCs w:val="20"/>
               </w:rPr>
               <w:softHyphen/>
               <w:t>ния</w:t>
@@ -1480,46 +1480,46 @@
             <w:proofErr w:type="spellEnd"/>
             <w:r>
               <w:rPr>
-                <w:sz w:val="18"/>
-                <w:szCs w:val="18"/>
+                <w:sz w:val="20"/>
+                <w:szCs w:val="20"/>
               </w:rPr>
               <w:t xml:space="preserve"> в экс-</w:t>
             </w:r>
             <w:r>
               <w:rPr>
-                <w:sz w:val="18"/>
-                <w:szCs w:val="18"/>
+                <w:sz w:val="20"/>
+                <w:szCs w:val="20"/>
               </w:rPr>
               <w:br/>
             </w:r>
             <w:proofErr w:type="spellStart"/>
             <w:r>
               <w:rPr>
-                <w:sz w:val="18"/>
-                <w:szCs w:val="18"/>
+                <w:sz w:val="20"/>
+                <w:szCs w:val="20"/>
               </w:rPr>
               <w:t>плу</w:t>
             </w:r>
             <w:r>
               <w:rPr>
-                <w:sz w:val="18"/>
-                <w:szCs w:val="18"/>
+                <w:sz w:val="20"/>
+                <w:szCs w:val="20"/>
               </w:rPr>
               <w:softHyphen/>
               <w:t>а</w:t>
             </w:r>
             <w:r>
               <w:rPr>
-                <w:sz w:val="18"/>
-                <w:szCs w:val="18"/>
+                <w:sz w:val="20"/>
+                <w:szCs w:val="20"/>
               </w:rPr>
               <w:softHyphen/>
               <w:t>та</w:t>
             </w:r>
             <w:r>
               <w:rPr>
-                <w:sz w:val="18"/>
-                <w:szCs w:val="18"/>
+                <w:sz w:val="20"/>
+                <w:szCs w:val="20"/>
               </w:rPr>
               <w:softHyphen/>
               <w:t>цию</w:t>
@@ -1543,29 +1543,29 @@
               <w:spacing w:before="200"/>
               <w:jc w:val="center"/>
               <w:rPr>
-                <w:sz w:val="18"/>
-                <w:szCs w:val="18"/>
-              </w:rPr>
-            </w:pPr>
-            <w:r>
-              <w:rPr>
-                <w:sz w:val="18"/>
-                <w:szCs w:val="18"/>
+                <w:sz w:val="20"/>
+                <w:szCs w:val="20"/>
+              </w:rPr>
+            </w:pPr>
+            <w:r>
+              <w:rPr>
+                <w:sz w:val="20"/>
+                <w:szCs w:val="20"/>
               </w:rPr>
               <w:t>Срок</w:t>
             </w:r>
             <w:r>
               <w:rPr>
-                <w:sz w:val="18"/>
-                <w:szCs w:val="18"/>
+                <w:sz w:val="20"/>
+                <w:szCs w:val="20"/>
               </w:rPr>
               <w:br/>
               <w:t>служ</w:t>
             </w:r>
             <w:r>
               <w:rPr>
-                <w:sz w:val="18"/>
-                <w:szCs w:val="18"/>
+                <w:sz w:val="20"/>
+                <w:szCs w:val="20"/>
               </w:rPr>
               <w:softHyphen/>
               <w:t>бы</w:t>
@@ -1588,69 +1588,69 @@
               <w:spacing w:before="200"/>
               <w:jc w:val="center"/>
               <w:rPr>
-                <w:sz w:val="18"/>
-                <w:szCs w:val="18"/>
-              </w:rPr>
-            </w:pPr>
-            <w:r>
-              <w:rPr>
-                <w:sz w:val="18"/>
-                <w:szCs w:val="18"/>
+                <w:sz w:val="20"/>
+                <w:szCs w:val="20"/>
+              </w:rPr>
+            </w:pPr>
+            <w:r>
+              <w:rPr>
+                <w:sz w:val="20"/>
+                <w:szCs w:val="20"/>
               </w:rPr>
               <w:t>Под</w:t>
             </w:r>
             <w:r>
               <w:rPr>
-                <w:sz w:val="18"/>
-                <w:szCs w:val="18"/>
+                <w:sz w:val="20"/>
+                <w:szCs w:val="20"/>
               </w:rPr>
               <w:softHyphen/>
               <w:t>пись в</w:t>
             </w:r>
             <w:r>
               <w:rPr>
-                <w:sz w:val="18"/>
-                <w:szCs w:val="18"/>
+                <w:sz w:val="20"/>
+                <w:szCs w:val="20"/>
               </w:rPr>
               <w:br/>
               <w:t>по</w:t>
             </w:r>
             <w:r>
               <w:rPr>
-                <w:sz w:val="18"/>
-                <w:szCs w:val="18"/>
+                <w:sz w:val="20"/>
+                <w:szCs w:val="20"/>
               </w:rPr>
               <w:softHyphen/>
               <w:t>лу</w:t>
             </w:r>
             <w:r>
               <w:rPr>
-                <w:sz w:val="18"/>
-                <w:szCs w:val="18"/>
+                <w:sz w:val="20"/>
+                <w:szCs w:val="20"/>
               </w:rPr>
               <w:softHyphen/>
               <w:t>че</w:t>
             </w:r>
             <w:r>
               <w:rPr>
-                <w:sz w:val="18"/>
-                <w:szCs w:val="18"/>
+                <w:sz w:val="20"/>
+                <w:szCs w:val="20"/>
               </w:rPr>
               <w:softHyphen/>
               <w:t>нии</w:t>
             </w:r>
             <w:r>
               <w:rPr>
-                <w:sz w:val="18"/>
-                <w:szCs w:val="18"/>
+                <w:sz w:val="20"/>
+                <w:szCs w:val="20"/>
               </w:rPr>
               <w:br/>
               <w:t>(сда</w:t>
             </w:r>
             <w:r>
               <w:rPr>
-                <w:sz w:val="18"/>
-                <w:szCs w:val="18"/>
+                <w:sz w:val="20"/>
+                <w:szCs w:val="20"/>
               </w:rPr>
               <w:softHyphen/>
               <w:t>че)</w:t>
@@ -1681,8 +1681,8 @@
               <w:autoSpaceDN/>
               <w:adjustRightInd/>
               <w:rPr>
-                <w:sz w:val="18"/>
-                <w:szCs w:val="18"/>
+                <w:sz w:val="20"/>
+                <w:szCs w:val="20"/>
               </w:rPr>
             </w:pPr>
           </w:p>
@@ -1706,8 +1706,8 @@
               <w:autoSpaceDN/>
               <w:adjustRightInd/>
               <w:rPr>
-                <w:sz w:val="18"/>
-                <w:szCs w:val="18"/>
+                <w:sz w:val="20"/>
+                <w:szCs w:val="20"/>
               </w:rPr>
             </w:pPr>
           </w:p>
@@ -1731,8 +1731,8 @@
               <w:autoSpaceDN/>
               <w:adjustRightInd/>
               <w:rPr>
-                <w:sz w:val="18"/>
-                <w:szCs w:val="18"/>
+                <w:sz w:val="20"/>
+                <w:szCs w:val="20"/>
               </w:rPr>
             </w:pPr>
           </w:p>
@@ -1753,53 +1753,53 @@
               <w:spacing w:before="60"/>
               <w:jc w:val="center"/>
               <w:rPr>
-                <w:sz w:val="18"/>
-                <w:szCs w:val="18"/>
-              </w:rPr>
-            </w:pPr>
-            <w:r>
-              <w:rPr>
-                <w:sz w:val="18"/>
-                <w:szCs w:val="18"/>
+                <w:sz w:val="20"/>
+                <w:szCs w:val="20"/>
+              </w:rPr>
+            </w:pPr>
+            <w:r>
+              <w:rPr>
+                <w:sz w:val="20"/>
+                <w:szCs w:val="20"/>
               </w:rPr>
               <w:t>на</w:t>
             </w:r>
             <w:r>
               <w:rPr>
-                <w:sz w:val="18"/>
-                <w:szCs w:val="18"/>
+                <w:sz w:val="20"/>
+                <w:szCs w:val="20"/>
               </w:rPr>
               <w:softHyphen/>
               <w:t>и</w:t>
             </w:r>
             <w:r>
               <w:rPr>
-                <w:sz w:val="18"/>
-                <w:szCs w:val="18"/>
+                <w:sz w:val="20"/>
+                <w:szCs w:val="20"/>
               </w:rPr>
               <w:softHyphen/>
               <w:t>ме</w:t>
             </w:r>
             <w:r>
               <w:rPr>
-                <w:sz w:val="18"/>
-                <w:szCs w:val="18"/>
+                <w:sz w:val="20"/>
+                <w:szCs w:val="20"/>
               </w:rPr>
               <w:softHyphen/>
               <w:t>но</w:t>
             </w:r>
             <w:r>
               <w:rPr>
-                <w:sz w:val="18"/>
-                <w:szCs w:val="18"/>
+                <w:sz w:val="20"/>
+                <w:szCs w:val="20"/>
               </w:rPr>
               <w:softHyphen/>
               <w:t>ва</w:t>
             </w:r>
             <w:r>
               <w:rPr>
-                <w:sz w:val="18"/>
-                <w:szCs w:val="18"/>
+                <w:sz w:val="20"/>
+                <w:szCs w:val="20"/>
               </w:rPr>
               <w:softHyphen/>
               <w:t>ние</w:t>
@@ -1822,61 +1822,61 @@
               <w:spacing w:before="60"/>
               <w:jc w:val="center"/>
               <w:rPr>
-                <w:sz w:val="18"/>
-                <w:szCs w:val="18"/>
-              </w:rPr>
-            </w:pPr>
-            <w:r>
-              <w:rPr>
-                <w:sz w:val="18"/>
-                <w:szCs w:val="18"/>
+                <w:sz w:val="20"/>
+                <w:szCs w:val="20"/>
+              </w:rPr>
+            </w:pPr>
+            <w:r>
+              <w:rPr>
+                <w:sz w:val="20"/>
+                <w:szCs w:val="20"/>
               </w:rPr>
               <w:t>но</w:t>
             </w:r>
             <w:r>
               <w:rPr>
-                <w:sz w:val="18"/>
-                <w:szCs w:val="18"/>
+                <w:sz w:val="20"/>
+                <w:szCs w:val="20"/>
               </w:rPr>
               <w:softHyphen/>
               <w:t>менк</w:t>
             </w:r>
             <w:r>
               <w:rPr>
-                <w:sz w:val="18"/>
-                <w:szCs w:val="18"/>
+                <w:sz w:val="20"/>
+                <w:szCs w:val="20"/>
               </w:rPr>
               <w:softHyphen/>
               <w:t>ла</w:t>
             </w:r>
             <w:r>
               <w:rPr>
-                <w:sz w:val="18"/>
-                <w:szCs w:val="18"/>
+                <w:sz w:val="20"/>
+                <w:szCs w:val="20"/>
               </w:rPr>
               <w:softHyphen/>
               <w:t>тур</w:t>
             </w:r>
             <w:r>
               <w:rPr>
-                <w:sz w:val="18"/>
-                <w:szCs w:val="18"/>
+                <w:sz w:val="20"/>
+                <w:szCs w:val="20"/>
               </w:rPr>
               <w:softHyphen/>
               <w:t>ный</w:t>
             </w:r>
             <w:r>
               <w:rPr>
-                <w:sz w:val="18"/>
-                <w:szCs w:val="18"/>
+                <w:sz w:val="20"/>
+                <w:szCs w:val="20"/>
               </w:rPr>
               <w:br/>
               <w:t>но</w:t>
             </w:r>
             <w:r>
               <w:rPr>
-                <w:sz w:val="18"/>
-                <w:szCs w:val="18"/>
+                <w:sz w:val="20"/>
+                <w:szCs w:val="20"/>
               </w:rPr>
               <w:softHyphen/>
               <w:t>мер</w:t>
@@ -1899,14 +1899,14 @@
               <w:spacing w:before="60"/>
               <w:jc w:val="center"/>
               <w:rPr>
-                <w:sz w:val="18"/>
-                <w:szCs w:val="18"/>
-              </w:rPr>
-            </w:pPr>
-            <w:r>
-              <w:rPr>
-                <w:sz w:val="18"/>
-                <w:szCs w:val="18"/>
+                <w:sz w:val="20"/>
+                <w:szCs w:val="20"/>
+              </w:rPr>
+            </w:pPr>
+            <w:r>
+              <w:rPr>
+                <w:sz w:val="20"/>
+                <w:szCs w:val="20"/>
               </w:rPr>
               <w:t>код</w:t>
             </w:r>
@@ -1928,53 +1928,53 @@
               <w:spacing w:before="60"/>
               <w:jc w:val="center"/>
               <w:rPr>
-                <w:sz w:val="18"/>
-                <w:szCs w:val="18"/>
-              </w:rPr>
-            </w:pPr>
-            <w:r>
-              <w:rPr>
-                <w:sz w:val="18"/>
-                <w:szCs w:val="18"/>
+                <w:sz w:val="20"/>
+                <w:szCs w:val="20"/>
+              </w:rPr>
+            </w:pPr>
+            <w:r>
+              <w:rPr>
+                <w:sz w:val="20"/>
+                <w:szCs w:val="20"/>
               </w:rPr>
               <w:t>на</w:t>
             </w:r>
             <w:r>
               <w:rPr>
-                <w:sz w:val="18"/>
-                <w:szCs w:val="18"/>
+                <w:sz w:val="20"/>
+                <w:szCs w:val="20"/>
               </w:rPr>
               <w:softHyphen/>
               <w:t>и</w:t>
             </w:r>
             <w:r>
               <w:rPr>
-                <w:sz w:val="18"/>
-                <w:szCs w:val="18"/>
+                <w:sz w:val="20"/>
+                <w:szCs w:val="20"/>
               </w:rPr>
               <w:softHyphen/>
               <w:t>ме</w:t>
             </w:r>
             <w:r>
               <w:rPr>
-                <w:sz w:val="18"/>
-                <w:szCs w:val="18"/>
+                <w:sz w:val="20"/>
+                <w:szCs w:val="20"/>
               </w:rPr>
               <w:softHyphen/>
               <w:t>но</w:t>
             </w:r>
             <w:r>
               <w:rPr>
-                <w:sz w:val="18"/>
-                <w:szCs w:val="18"/>
+                <w:sz w:val="20"/>
+                <w:szCs w:val="20"/>
               </w:rPr>
               <w:softHyphen/>
               <w:t>ва</w:t>
             </w:r>
             <w:r>
               <w:rPr>
-                <w:sz w:val="18"/>
-                <w:szCs w:val="18"/>
+                <w:sz w:val="20"/>
+                <w:szCs w:val="20"/>
               </w:rPr>
               <w:softHyphen/>
               <w:t>ние</w:t>
@@ -1995,8 +1995,8 @@
             <w:pPr>
               <w:jc w:val="center"/>
               <w:rPr>
-                <w:sz w:val="18"/>
-                <w:szCs w:val="18"/>
+                <w:sz w:val="20"/>
+                <w:szCs w:val="20"/>
               </w:rPr>
             </w:pPr>
           </w:p>
@@ -2015,8 +2015,8 @@
             <w:pPr>
               <w:jc w:val="center"/>
               <w:rPr>
-                <w:sz w:val="18"/>
-                <w:szCs w:val="18"/>
+                <w:sz w:val="20"/>
+                <w:szCs w:val="20"/>
               </w:rPr>
             </w:pPr>
           </w:p>
@@ -2035,8 +2035,8 @@
             <w:pPr>
               <w:jc w:val="center"/>
               <w:rPr>
-                <w:sz w:val="18"/>
-                <w:szCs w:val="18"/>
+                <w:sz w:val="20"/>
+                <w:szCs w:val="20"/>
               </w:rPr>
             </w:pPr>
           </w:p>
@@ -2055,8 +2055,8 @@
             <w:pPr>
               <w:jc w:val="center"/>
               <w:rPr>
-                <w:sz w:val="18"/>
-                <w:szCs w:val="18"/>
+                <w:sz w:val="20"/>
+                <w:szCs w:val="20"/>
               </w:rPr>
             </w:pPr>
           </w:p>
@@ -2083,14 +2083,14 @@
               <w:spacing w:before="20"/>
               <w:jc w:val="center"/>
               <w:rPr>
-                <w:sz w:val="18"/>
-                <w:szCs w:val="18"/>
-              </w:rPr>
-            </w:pPr>
-            <w:r>
-              <w:rPr>
-                <w:sz w:val="18"/>
-                <w:szCs w:val="18"/>
+                <w:sz w:val="20"/>
+                <w:szCs w:val="20"/>
+              </w:rPr>
+            </w:pPr>
+            <w:r>
+              <w:rPr>
+                <w:sz w:val="20"/>
+                <w:szCs w:val="20"/>
               </w:rPr>
               <w:t>1</w:t>
             </w:r>
@@ -2113,14 +2113,14 @@
               <w:spacing w:before="20"/>
               <w:jc w:val="center"/>
               <w:rPr>
-                <w:sz w:val="18"/>
-                <w:szCs w:val="18"/>
-              </w:rPr>
-            </w:pPr>
-            <w:r>
-              <w:rPr>
-                <w:sz w:val="18"/>
-                <w:szCs w:val="18"/>
+                <w:sz w:val="20"/>
+                <w:szCs w:val="20"/>
+              </w:rPr>
+            </w:pPr>
+            <w:r>
+              <w:rPr>
+                <w:sz w:val="20"/>
+                <w:szCs w:val="20"/>
               </w:rPr>
               <w:t>2</w:t>
             </w:r>
@@ -2143,14 +2143,14 @@
               <w:spacing w:before="20"/>
               <w:jc w:val="center"/>
               <w:rPr>
-                <w:sz w:val="18"/>
-                <w:szCs w:val="18"/>
-              </w:rPr>
-            </w:pPr>
-            <w:r>
-              <w:rPr>
-                <w:sz w:val="18"/>
-                <w:szCs w:val="18"/>
+                <w:sz w:val="20"/>
+                <w:szCs w:val="20"/>
+              </w:rPr>
+            </w:pPr>
+            <w:r>
+              <w:rPr>
+                <w:sz w:val="20"/>
+                <w:szCs w:val="20"/>
               </w:rPr>
               <w:t>3</w:t>
             </w:r>
@@ -2173,14 +2173,14 @@
               <w:spacing w:before="20"/>
               <w:jc w:val="center"/>
               <w:rPr>
-                <w:sz w:val="18"/>
-                <w:szCs w:val="18"/>
-              </w:rPr>
-            </w:pPr>
-            <w:r>
-              <w:rPr>
-                <w:sz w:val="18"/>
-                <w:szCs w:val="18"/>
+                <w:sz w:val="20"/>
+                <w:szCs w:val="20"/>
+              </w:rPr>
+            </w:pPr>
+            <w:r>
+              <w:rPr>
+                <w:sz w:val="20"/>
+                <w:szCs w:val="20"/>
               </w:rPr>
               <w:t>4</w:t>
             </w:r>
@@ -2203,14 +2203,14 @@
               <w:spacing w:before="20"/>
               <w:jc w:val="center"/>
               <w:rPr>
-                <w:sz w:val="18"/>
-                <w:szCs w:val="18"/>
-              </w:rPr>
-            </w:pPr>
-            <w:r>
-              <w:rPr>
-                <w:sz w:val="18"/>
-                <w:szCs w:val="18"/>
+                <w:sz w:val="20"/>
+                <w:szCs w:val="20"/>
+              </w:rPr>
+            </w:pPr>
+            <w:r>
+              <w:rPr>
+                <w:sz w:val="20"/>
+                <w:szCs w:val="20"/>
               </w:rPr>
               <w:t>5</w:t>
             </w:r>
@@ -2233,14 +2233,14 @@
               <w:spacing w:before="20"/>
               <w:jc w:val="center"/>
               <w:rPr>
-                <w:sz w:val="18"/>
-                <w:szCs w:val="18"/>
-              </w:rPr>
-            </w:pPr>
-            <w:r>
-              <w:rPr>
-                <w:sz w:val="18"/>
-                <w:szCs w:val="18"/>
+                <w:sz w:val="20"/>
+                <w:szCs w:val="20"/>
+              </w:rPr>
+            </w:pPr>
+            <w:r>
+              <w:rPr>
+                <w:sz w:val="20"/>
+                <w:szCs w:val="20"/>
               </w:rPr>
               <w:t>6</w:t>
             </w:r>
@@ -2263,14 +2263,14 @@
               <w:spacing w:before="20"/>
               <w:jc w:val="center"/>
               <w:rPr>
-                <w:sz w:val="18"/>
-                <w:szCs w:val="18"/>
-              </w:rPr>
-            </w:pPr>
-            <w:r>
-              <w:rPr>
-                <w:sz w:val="18"/>
-                <w:szCs w:val="18"/>
+                <w:sz w:val="20"/>
+                <w:szCs w:val="20"/>
+              </w:rPr>
+            </w:pPr>
+            <w:r>
+              <w:rPr>
+                <w:sz w:val="20"/>
+                <w:szCs w:val="20"/>
               </w:rPr>
               <w:t>7</w:t>
             </w:r>
@@ -2293,14 +2293,14 @@
               <w:spacing w:before="20"/>
               <w:jc w:val="center"/>
               <w:rPr>
-                <w:sz w:val="18"/>
-                <w:szCs w:val="18"/>
-              </w:rPr>
-            </w:pPr>
-            <w:r>
-              <w:rPr>
-                <w:sz w:val="18"/>
-                <w:szCs w:val="18"/>
+                <w:sz w:val="20"/>
+                <w:szCs w:val="20"/>
+              </w:rPr>
+            </w:pPr>
+            <w:r>
+              <w:rPr>
+                <w:sz w:val="20"/>
+                <w:szCs w:val="20"/>
               </w:rPr>
               <w:t>8</w:t>
             </w:r>
@@ -2323,14 +2323,14 @@
               <w:spacing w:before="20"/>
               <w:jc w:val="center"/>
               <w:rPr>
-                <w:sz w:val="18"/>
-                <w:szCs w:val="18"/>
-              </w:rPr>
-            </w:pPr>
-            <w:r>
-              <w:rPr>
-                <w:sz w:val="18"/>
-                <w:szCs w:val="18"/>
+                <w:sz w:val="20"/>
+                <w:szCs w:val="20"/>
+              </w:rPr>
+            </w:pPr>
+            <w:r>
+              <w:rPr>
+                <w:sz w:val="20"/>
+                <w:szCs w:val="20"/>
               </w:rPr>
               <w:t>9</w:t>
             </w:r>
@@ -2353,14 +2353,14 @@
               <w:spacing w:before="20"/>
               <w:jc w:val="center"/>
               <w:rPr>
-                <w:sz w:val="18"/>
-                <w:szCs w:val="18"/>
-              </w:rPr>
-            </w:pPr>
-            <w:r>
-              <w:rPr>
-                <w:sz w:val="18"/>
-                <w:szCs w:val="18"/>
+                <w:sz w:val="20"/>
+                <w:szCs w:val="20"/>
+              </w:rPr>
+            </w:pPr>
+            <w:r>
+              <w:rPr>
+                <w:sz w:val="20"/>
+                <w:szCs w:val="20"/>
               </w:rPr>
               <w:t>10</w:t>
             </w:r>
@@ -2383,14 +2383,14 @@
               <w:spacing w:before="20"/>
               <w:jc w:val="center"/>
               <w:rPr>
-                <w:sz w:val="18"/>
-                <w:szCs w:val="18"/>
-              </w:rPr>
-            </w:pPr>
-            <w:r>
-              <w:rPr>
-                <w:sz w:val="18"/>
-                <w:szCs w:val="18"/>
+                <w:sz w:val="20"/>
+                <w:szCs w:val="20"/>
+              </w:rPr>
+            </w:pPr>
+            <w:r>
+              <w:rPr>
+                <w:sz w:val="20"/>
+                <w:szCs w:val="20"/>
               </w:rPr>
               <w:t>11</w:t>
             </w:r>
@@ -2417,11 +2417,16 @@
           <w:p>
             <w:pPr>
               <w:jc w:val="center"/>
+              <w:rPr>
+                <w:sz w:val="20"/>
+                <w:szCs w:val="20"/>
+              </w:rPr>
             </w:pPr>
             <w:r>
               <w:rPr>
                 <w:rFonts w:ascii="Times New Roman" w:eastAsia="Times New Roman" w:hAnsi="Times New Roman"/>
-                <w:sz w:val="14"/>
+                <w:sz w:val="20"/>
+                <w:szCs w:val="20"/>
               </w:rPr>
               <w:t>{{LINE_NO}}</w:t>
             </w:r>
@@ -2443,11 +2448,16 @@
           <w:p>
             <w:pPr>
               <w:jc w:val="center"/>
+              <w:rPr>
+                <w:sz w:val="20"/>
+                <w:szCs w:val="20"/>
+              </w:rPr>
             </w:pPr>
             <w:r>
               <w:rPr>
                 <w:rFonts w:ascii="Times New Roman" w:eastAsia="Times New Roman" w:hAnsi="Times New Roman"/>
-                <w:sz w:val="14"/>
+                <w:sz w:val="20"/>
+                <w:szCs w:val="20"/>
               </w:rPr>
               <w:t>{{WORKER_NAME}}</w:t>
             </w:r>
@@ -2469,11 +2479,16 @@
           <w:p>
             <w:pPr>
               <w:jc w:val="center"/>
+              <w:rPr>
+                <w:sz w:val="20"/>
+                <w:szCs w:val="20"/>
+              </w:rPr>
             </w:pPr>
             <w:r>
               <w:rPr>
                 <w:rFonts w:ascii="Times New Roman" w:eastAsia="Times New Roman" w:hAnsi="Times New Roman"/>
-                <w:sz w:val="14"/>
+                <w:sz w:val="20"/>
+                <w:szCs w:val="20"/>
               </w:rPr>
               <w:t>{{EMPLOYEE_NUMBER}}</w:t>
             </w:r>
@@ -2494,11 +2509,16 @@
           <w:p>
             <w:pPr>
               <w:jc w:val="center"/>
+              <w:rPr>
+                <w:sz w:val="20"/>
+                <w:szCs w:val="20"/>
+              </w:rPr>
             </w:pPr>
             <w:r>
               <w:rPr>
                 <w:rFonts w:ascii="Times New Roman" w:eastAsia="Times New Roman" w:hAnsi="Times New Roman"/>
-                <w:sz w:val="14"/>
+                <w:sz w:val="20"/>
+                <w:szCs w:val="20"/>
               </w:rPr>
               <w:t>{{PPE_NAME}}</w:t>
             </w:r>
@@ -2519,11 +2539,16 @@
           <w:p>
             <w:pPr>
               <w:jc w:val="center"/>
+              <w:rPr>
+                <w:sz w:val="20"/>
+                <w:szCs w:val="20"/>
+              </w:rPr>
             </w:pPr>
             <w:r>
               <w:rPr>
                 <w:rFonts w:ascii="Times New Roman" w:eastAsia="Times New Roman" w:hAnsi="Times New Roman"/>
-                <w:sz w:val="14"/>
+                <w:sz w:val="20"/>
+                <w:szCs w:val="20"/>
               </w:rPr>
               <w:t>{{NOMENCLATURE_NUMBER}}</w:t>
             </w:r>
@@ -2544,11 +2569,16 @@
           <w:p>
             <w:pPr>
               <w:jc w:val="center"/>
+              <w:rPr>
+                <w:sz w:val="20"/>
+                <w:szCs w:val="20"/>
+              </w:rPr>
             </w:pPr>
             <w:r>
               <w:rPr>
                 <w:rFonts w:ascii="Times New Roman" w:eastAsia="Times New Roman" w:hAnsi="Times New Roman"/>
-                <w:sz w:val="14"/>
+                <w:sz w:val="20"/>
+                <w:szCs w:val="20"/>
               </w:rPr>
               <w:t>{{UNIT_CODE}}</w:t>
             </w:r>
@@ -2569,11 +2599,16 @@
           <w:p>
             <w:pPr>
               <w:jc w:val="center"/>
+              <w:rPr>
+                <w:sz w:val="20"/>
+                <w:szCs w:val="20"/>
+              </w:rPr>
             </w:pPr>
             <w:r>
               <w:rPr>
                 <w:rFonts w:ascii="Times New Roman" w:eastAsia="Times New Roman" w:hAnsi="Times New Roman"/>
-                <w:sz w:val="14"/>
+                <w:sz w:val="20"/>
+                <w:szCs w:val="20"/>
               </w:rPr>
               <w:t>{{UNIT_NAME}}</w:t>
             </w:r>
@@ -2594,11 +2629,16 @@
           <w:p>
             <w:pPr>
               <w:jc w:val="center"/>
+              <w:rPr>
+                <w:sz w:val="20"/>
+                <w:szCs w:val="20"/>
+              </w:rPr>
             </w:pPr>
             <w:r>
               <w:rPr>
                 <w:rFonts w:ascii="Times New Roman" w:eastAsia="Times New Roman" w:hAnsi="Times New Roman"/>
-                <w:sz w:val="14"/>
+                <w:sz w:val="20"/>
+                <w:szCs w:val="20"/>
               </w:rPr>
               <w:t>{{QUANTITY}}</w:t>
             </w:r>
@@ -2619,11 +2659,16 @@
           <w:p>
             <w:pPr>
               <w:jc w:val="center"/>
+              <w:rPr>
+                <w:sz w:val="20"/>
+                <w:szCs w:val="20"/>
+              </w:rPr>
             </w:pPr>
             <w:r>
               <w:rPr>
                 <w:rFonts w:ascii="Times New Roman" w:eastAsia="Times New Roman" w:hAnsi="Times New Roman"/>
-                <w:sz w:val="14"/>
+                <w:sz w:val="20"/>
+                <w:szCs w:val="20"/>
               </w:rPr>
               <w:t>{{START_DATE}}</w:t>
             </w:r>
@@ -2646,14 +2691,14 @@
               <w:spacing w:before="20"/>
               <w:jc w:val="center"/>
               <w:rPr>
-                <w:sz w:val="14"/>
-                <w:szCs w:val="14"/>
-              </w:rPr>
-            </w:pPr>
-            <w:r>
-              <w:rPr>
-                <w:sz w:val="14"/>
-                <w:szCs w:val="14"/>
+                <w:sz w:val="20"/>
+                <w:szCs w:val="20"/>
+              </w:rPr>
+            </w:pPr>
+            <w:r>
+              <w:rPr>
+                <w:sz w:val="20"/>
+                <w:szCs w:val="20"/>
               </w:rPr>
               <w:t>{{SERVICE_LIFE_MONTHS}}</w:t>
             </w:r>
@@ -2675,8 +2720,8 @@
               <w:spacing w:before="20"/>
               <w:jc w:val="center"/>
               <w:rPr>
-                <w:sz w:val="18"/>
-                <w:szCs w:val="18"/>
+                <w:sz w:val="20"/>
+                <w:szCs w:val="20"/>
               </w:rPr>
             </w:pPr>
           </w:p>
@@ -2704,6 +2749,10 @@
               <w:autoSpaceDE/>
               <w:autoSpaceDN/>
               <w:adjustRightInd/>
+              <w:rPr>
+                <w:sz w:val="20"/>
+                <w:szCs w:val="20"/>
+              </w:rPr>
             </w:pPr>
           </w:p>
         </w:tc>
@@ -2725,6 +2774,10 @@
               <w:autoSpaceDE/>
               <w:autoSpaceDN/>
               <w:adjustRightInd/>
+              <w:rPr>
+                <w:sz w:val="20"/>
+                <w:szCs w:val="20"/>
+              </w:rPr>
             </w:pPr>
           </w:p>
         </w:tc>
@@ -2746,6 +2799,10 @@
               <w:autoSpaceDE/>
               <w:autoSpaceDN/>
               <w:adjustRightInd/>
+              <w:rPr>
+                <w:sz w:val="20"/>
+                <w:szCs w:val="20"/>
+              </w:rPr>
             </w:pPr>
           </w:p>
         </w:tc>
@@ -2764,11 +2821,16 @@
           <w:p>
             <w:pPr>
               <w:jc w:val="center"/>
+              <w:rPr>
+                <w:sz w:val="20"/>
+                <w:szCs w:val="20"/>
+              </w:rPr>
             </w:pPr>
             <w:r>
               <w:rPr>
                 <w:rFonts w:ascii="Times New Roman" w:eastAsia="Times New Roman" w:hAnsi="Times New Roman"/>
-                <w:sz w:val="14"/>
+                <w:sz w:val="20"/>
+                <w:szCs w:val="20"/>
               </w:rPr>
               <w:t>{{PPE_NAME_2}}</w:t>
             </w:r>
@@ -2789,11 +2851,16 @@
           <w:p>
             <w:pPr>
               <w:jc w:val="center"/>
+              <w:rPr>
+                <w:sz w:val="20"/>
+                <w:szCs w:val="20"/>
+              </w:rPr>
             </w:pPr>
             <w:r>
               <w:rPr>
                 <w:rFonts w:ascii="Times New Roman" w:eastAsia="Times New Roman" w:hAnsi="Times New Roman"/>
-                <w:sz w:val="14"/>
+                <w:sz w:val="20"/>
+                <w:szCs w:val="20"/>
               </w:rPr>
               <w:t>{{NOMENCLATURE_NUMBER_2}}</w:t>
             </w:r>
@@ -2814,11 +2881,16 @@
           <w:p>
             <w:pPr>
               <w:jc w:val="center"/>
+              <w:rPr>
+                <w:sz w:val="20"/>
+                <w:szCs w:val="20"/>
+              </w:rPr>
             </w:pPr>
             <w:r>
               <w:rPr>
                 <w:rFonts w:ascii="Times New Roman" w:eastAsia="Times New Roman" w:hAnsi="Times New Roman"/>
-                <w:sz w:val="14"/>
+                <w:sz w:val="20"/>
+                <w:szCs w:val="20"/>
               </w:rPr>
               <w:t>{{UNIT_CODE_2}}</w:t>
             </w:r>
@@ -2839,11 +2911,16 @@
           <w:p>
             <w:pPr>
               <w:jc w:val="center"/>
+              <w:rPr>
+                <w:sz w:val="20"/>
+                <w:szCs w:val="20"/>
+              </w:rPr>
             </w:pPr>
             <w:r>
               <w:rPr>
                 <w:rFonts w:ascii="Times New Roman" w:eastAsia="Times New Roman" w:hAnsi="Times New Roman"/>
-                <w:sz w:val="14"/>
+                <w:sz w:val="20"/>
+                <w:szCs w:val="20"/>
               </w:rPr>
               <w:t>{{UNIT_NAME_2}}</w:t>
             </w:r>
@@ -2864,11 +2941,16 @@
           <w:p>
             <w:pPr>
               <w:jc w:val="center"/>
+              <w:rPr>
+                <w:sz w:val="20"/>
+                <w:szCs w:val="20"/>
+              </w:rPr>
             </w:pPr>
             <w:r>
               <w:rPr>
                 <w:rFonts w:ascii="Times New Roman" w:eastAsia="Times New Roman" w:hAnsi="Times New Roman"/>
-                <w:sz w:val="14"/>
+                <w:sz w:val="20"/>
+                <w:szCs w:val="20"/>
               </w:rPr>
               <w:t>{{QUANTITY_2}}</w:t>
             </w:r>
@@ -2889,11 +2971,16 @@
           <w:p>
             <w:pPr>
               <w:jc w:val="center"/>
+              <w:rPr>
+                <w:sz w:val="20"/>
+                <w:szCs w:val="20"/>
+              </w:rPr>
             </w:pPr>
             <w:r>
               <w:rPr>
                 <w:rFonts w:ascii="Times New Roman" w:eastAsia="Times New Roman" w:hAnsi="Times New Roman"/>
-                <w:sz w:val="14"/>
+                <w:sz w:val="20"/>
+                <w:szCs w:val="20"/>
               </w:rPr>
               <w:t>{{START_DATE_2}}</w:t>
             </w:r>
@@ -2916,14 +3003,14 @@
               <w:spacing w:before="20"/>
               <w:jc w:val="center"/>
               <w:rPr>
-                <w:sz w:val="14"/>
-                <w:szCs w:val="14"/>
-              </w:rPr>
-            </w:pPr>
-            <w:r>
-              <w:rPr>
-                <w:sz w:val="14"/>
-                <w:szCs w:val="14"/>
+                <w:sz w:val="20"/>
+                <w:szCs w:val="20"/>
+              </w:rPr>
+            </w:pPr>
+            <w:r>
+              <w:rPr>
+                <w:sz w:val="20"/>
+                <w:szCs w:val="20"/>
               </w:rPr>
               <w:t>{{SERVICE_LIFE_MONTHS_2}}</w:t>
             </w:r>
@@ -2945,8 +3032,8 @@
               <w:spacing w:before="20"/>
               <w:jc w:val="center"/>
               <w:rPr>
-                <w:sz w:val="18"/>
-                <w:szCs w:val="18"/>
+                <w:sz w:val="20"/>
+                <w:szCs w:val="20"/>
               </w:rPr>
             </w:pPr>
           </w:p>

--- a/document_templates/Ведомость выдачи спецодежды летняя_шаблон.docx
+++ b/document_templates/Ведомость выдачи спецодежды летняя_шаблон.docx
@@ -1428,31 +1428,15 @@
                 <w:szCs w:val="20"/>
               </w:rPr>
               <w:softHyphen/>
-              <w:t xml:space="preserve">та </w:t>
-            </w:r>
-            <w:proofErr w:type="spellStart"/>
-            <w:r>
-              <w:rPr>
-                <w:sz w:val="20"/>
-                <w:szCs w:val="20"/>
-              </w:rPr>
-              <w:t>по</w:t>
-            </w:r>
-            <w:r>
-              <w:rPr>
-                <w:sz w:val="20"/>
-                <w:szCs w:val="20"/>
-              </w:rPr>
-              <w:softHyphen/>
-              <w:t>ступ</w:t>
-            </w:r>
-            <w:proofErr w:type="spellEnd"/>
-            <w:r>
-              <w:rPr>
-                <w:sz w:val="20"/>
-                <w:szCs w:val="20"/>
-              </w:rPr>
-              <w:t>-</w:t>
+              <w:t>та по</w:t>
+            </w:r>
+            <w:r>
+              <w:rPr>
+                <w:sz w:val="20"/>
+                <w:szCs w:val="20"/>
+              </w:rPr>
+              <w:softHyphen/>
+              <w:t>ступ-</w:t>
             </w:r>
             <w:r>
               <w:rPr>
@@ -1460,13 +1444,6 @@
                 <w:szCs w:val="20"/>
               </w:rPr>
               <w:br/>
-            </w:r>
-            <w:proofErr w:type="spellStart"/>
-            <w:r>
-              <w:rPr>
-                <w:sz w:val="20"/>
-                <w:szCs w:val="20"/>
-              </w:rPr>
               <w:t>ле</w:t>
             </w:r>
             <w:r>
@@ -1475,15 +1452,7 @@
                 <w:szCs w:val="20"/>
               </w:rPr>
               <w:softHyphen/>
-              <w:t>ния</w:t>
-            </w:r>
-            <w:proofErr w:type="spellEnd"/>
-            <w:r>
-              <w:rPr>
-                <w:sz w:val="20"/>
-                <w:szCs w:val="20"/>
-              </w:rPr>
-              <w:t xml:space="preserve"> в экс-</w:t>
+              <w:t>ния в экс-</w:t>
             </w:r>
             <w:r>
               <w:rPr>
@@ -1491,13 +1460,6 @@
                 <w:szCs w:val="20"/>
               </w:rPr>
               <w:br/>
-            </w:r>
-            <w:proofErr w:type="spellStart"/>
-            <w:r>
-              <w:rPr>
-                <w:sz w:val="20"/>
-                <w:szCs w:val="20"/>
-              </w:rPr>
               <w:t>плу</w:t>
             </w:r>
             <w:r>
@@ -1524,7 +1486,6 @@
               <w:softHyphen/>
               <w:t>цию</w:t>
             </w:r>
-            <w:proofErr w:type="spellEnd"/>
           </w:p>
         </w:tc>
         <w:tc>
@@ -3892,7 +3853,14 @@
                 <w:sz w:val="20"/>
                 <w:szCs w:val="20"/>
               </w:rPr>
-              <w:t>25</w:t>
+              <w:t>2</w:t>
+            </w:r>
+            <w:r>
+              <w:rPr>
+                <w:sz w:val="20"/>
+                <w:szCs w:val="20"/>
+              </w:rPr>
+              <w:t>6</w:t>
             </w:r>
           </w:p>
         </w:tc>
